--- a/Симулятор эволюции бактерий.docx
+++ b/Симулятор эволюции бактерий.docx
@@ -321,16 +321,25 @@
         <w:spacing w:after="0"/>
       </w:pPr>
       <w:r>
-        <w:t>MAX_</w:t>
-      </w:r>
-      <w:r>
         <w:rPr>
           <w:lang w:val="en-US"/>
         </w:rPr>
         <w:t>ADAM</w:t>
       </w:r>
       <w:r>
-        <w:t>_SPEED – максимальная скорость адамов</w:t>
+        <w:t>_</w:t>
+      </w:r>
+      <w:r>
+        <w:rPr>
+          <w:lang w:val="en-US"/>
+        </w:rPr>
+        <w:t>MAX</w:t>
+      </w:r>
+      <w:r>
+        <w:t>_</w:t>
+      </w:r>
+      <w:r>
+        <w:t>SPEED – максимальная скорость адамов</w:t>
       </w:r>
     </w:p>
     <w:p>
@@ -343,16 +352,22 @@
         <w:spacing w:after="0"/>
       </w:pPr>
       <w:r>
+        <w:rPr>
+          <w:lang w:val="en-US"/>
+        </w:rPr>
+        <w:t>ADAM</w:t>
+      </w:r>
+      <w:r>
+        <w:t>_</w:t>
+      </w:r>
+      <w:r>
+        <w:rPr>
+          <w:lang w:val="en-US"/>
+        </w:rPr>
         <w:t>MAX_</w:t>
       </w:r>
       <w:r>
-        <w:rPr>
-          <w:lang w:val="en-US"/>
-        </w:rPr>
-        <w:t>ADAM</w:t>
-      </w:r>
-      <w:r>
-        <w:t>_ENERGY – максимальная энергия адамов</w:t>
+        <w:t>ENERGY – максимальная энергия адамов</w:t>
       </w:r>
     </w:p>
     <w:p>
@@ -576,8 +591,7 @@
         <w:spacing w:after="0"/>
       </w:pPr>
       <w:r>
-        <w:lastRenderedPageBreak/>
-        <w:t>Максимальная энергия, при достижении которой бактерия размножается</w:t>
+        <w:t>Скорость (бактерии всегда движутся на максимальной скорости)</w:t>
       </w:r>
     </w:p>
     <w:p>
@@ -590,7 +604,8 @@
         <w:spacing w:after="0"/>
       </w:pPr>
       <w:r>
-        <w:t>Текущая энергия</w:t>
+        <w:lastRenderedPageBreak/>
+        <w:t>Максимальная энергия, при достижении которой бактерия размножается</w:t>
       </w:r>
     </w:p>
     <w:p>
@@ -603,7 +618,7 @@
         <w:spacing w:after="0"/>
       </w:pPr>
       <w:r>
-        <w:t>Скорость (бактерии всегда движутся на максимальной скорости)</w:t>
+        <w:t>Текущая энергия</w:t>
       </w:r>
     </w:p>
     <w:p>
@@ -617,6 +632,12 @@
       </w:pPr>
       <w:r>
         <w:t xml:space="preserve">Указатель на предка </w:t>
+      </w:r>
+      <w:r>
+        <w:t>(</w:t>
+      </w:r>
+      <w:r>
+        <w:t>для статистики)</w:t>
       </w:r>
     </w:p>
     <w:p>
@@ -895,7 +916,19 @@
         <w:rPr>
           <w:rFonts w:eastAsiaTheme="minorEastAsia"/>
         </w:rPr>
-        <w:t xml:space="preserve">Еда распределяется поровну меньше </w:t>
+        <w:t xml:space="preserve">Еда распределяется поровну </w:t>
+      </w:r>
+      <w:r>
+        <w:rPr>
+          <w:rFonts w:eastAsiaTheme="minorEastAsia"/>
+        </w:rPr>
+        <w:t>между</w:t>
+      </w:r>
+      <w:r>
+        <w:rPr>
+          <w:rFonts w:eastAsiaTheme="minorEastAsia"/>
+        </w:rPr>
+        <w:t xml:space="preserve"> </w:t>
       </w:r>
       <w:r>
         <w:rPr>
@@ -1796,9 +1829,6 @@
         <w:spacing w:after="0"/>
       </w:pPr>
       <w:r>
-        <w:rPr>
-          <w:lang w:val="en-US"/>
-        </w:rPr>
         <w:t>1. 26.02.26</w:t>
       </w:r>
       <w:r>
@@ -1810,18 +1840,12 @@
         <w:spacing w:after="0"/>
       </w:pPr>
       <w:r>
-        <w:rPr>
-          <w:lang w:val="en-US"/>
-        </w:rPr>
         <w:t xml:space="preserve">2. </w:t>
       </w:r>
       <w:r>
         <w:t>1</w:t>
       </w:r>
       <w:r>
-        <w:rPr>
-          <w:lang w:val="en-US"/>
-        </w:rPr>
         <w:t>2.03.26</w:t>
       </w:r>
       <w:r>
@@ -1978,9 +2002,6 @@
     <w:p>
       <w:pPr>
         <w:spacing w:after="0"/>
-        <w:rPr>
-          <w:lang w:val="en-US"/>
-        </w:rPr>
       </w:pPr>
     </w:p>
     <w:sectPr>

--- a/Симулятор эволюции бактерий.docx
+++ b/Симулятор эволюции бактерий.docx
@@ -149,9 +149,6 @@
       <w:r>
         <w:t xml:space="preserve"> – количество шагов симуляции</w:t>
       </w:r>
-      <w:r>
-        <w:t xml:space="preserve"> </w:t>
-      </w:r>
     </w:p>
     <w:p>
       <w:pPr>
@@ -163,40 +160,22 @@
         <w:spacing w:after="0"/>
       </w:pPr>
       <w:r>
-        <w:rPr>
-          <w:lang w:val="en-US"/>
-        </w:rPr>
-        <w:t>FOOD</w:t>
-      </w:r>
-      <w:r>
-        <w:t>_</w:t>
-      </w:r>
-      <w:r>
-        <w:rPr>
-          <w:lang w:val="en-US"/>
-        </w:rPr>
-        <w:t>DROP</w:t>
-      </w:r>
-      <w:r>
-        <w:t>_</w:t>
-      </w:r>
-      <w:r>
-        <w:rPr>
-          <w:lang w:val="en-US"/>
-        </w:rPr>
-        <w:t>PROB</w:t>
-      </w:r>
-      <w:r>
-        <w:t xml:space="preserve"> – </w:t>
-      </w:r>
-      <w:r>
-        <w:t>вероятность</w:t>
-      </w:r>
-      <w:r>
-        <w:t xml:space="preserve"> добавления еды на уровень </w:t>
-      </w:r>
-      <w:r>
-        <w:t>на каждом шаге</w:t>
+        <w:t>LEVEL_SIZE</w:t>
+      </w:r>
+      <w:r>
+        <w:t xml:space="preserve"> –</w:t>
+      </w:r>
+      <w:r>
+        <w:t xml:space="preserve"> </w:t>
+      </w:r>
+      <w:r>
+        <w:t xml:space="preserve">ширина </w:t>
+      </w:r>
+      <w:r>
+        <w:t xml:space="preserve">и высота </w:t>
+      </w:r>
+      <w:r>
+        <w:t>уровня</w:t>
       </w:r>
     </w:p>
     <w:p>
@@ -221,10 +200,28 @@
         <w:rPr>
           <w:lang w:val="en-US"/>
         </w:rPr>
-        <w:t>MIN</w:t>
-      </w:r>
-      <w:r>
-        <w:t xml:space="preserve"> – минимальное значение энергии еды</w:t>
+        <w:t>DROP</w:t>
+      </w:r>
+      <w:r>
+        <w:t>_</w:t>
+      </w:r>
+      <w:r>
+        <w:rPr>
+          <w:lang w:val="en-US"/>
+        </w:rPr>
+        <w:t>PROB</w:t>
+      </w:r>
+      <w:r>
+        <w:t xml:space="preserve"> – </w:t>
+      </w:r>
+      <w:r>
+        <w:t>вероятность</w:t>
+      </w:r>
+      <w:r>
+        <w:t xml:space="preserve"> добавления еды на уровень </w:t>
+      </w:r>
+      <w:r>
+        <w:t>на каждом шаге</w:t>
       </w:r>
     </w:p>
     <w:p>
@@ -249,10 +246,10 @@
         <w:rPr>
           <w:lang w:val="en-US"/>
         </w:rPr>
-        <w:t>MAX</w:t>
-      </w:r>
-      <w:r>
-        <w:t xml:space="preserve"> – максимальное значение энергии еды</w:t>
+        <w:t>MIN</w:t>
+      </w:r>
+      <w:r>
+        <w:t xml:space="preserve"> – минимальное значение энергии еды</w:t>
       </w:r>
     </w:p>
     <w:p>
@@ -268,19 +265,19 @@
         <w:rPr>
           <w:lang w:val="en-US"/>
         </w:rPr>
-        <w:t>SUSTAINMENT</w:t>
-      </w:r>
-      <w:r>
-        <w:t xml:space="preserve"> – </w:t>
-      </w:r>
-      <w:r>
-        <w:t>расход энергии на жизнеобеспечение на каждом шаге</w:t>
-      </w:r>
-      <w:r>
-        <w:t xml:space="preserve">. </w:t>
-      </w:r>
-      <w:r>
-        <w:t>Не подлежит мутации</w:t>
+        <w:t>FOOD</w:t>
+      </w:r>
+      <w:r>
+        <w:t>_</w:t>
+      </w:r>
+      <w:r>
+        <w:rPr>
+          <w:lang w:val="en-US"/>
+        </w:rPr>
+        <w:t>MAX</w:t>
+      </w:r>
+      <w:r>
+        <w:t xml:space="preserve"> – максимальное значение энергии еды</w:t>
       </w:r>
     </w:p>
     <w:p>
@@ -296,19 +293,19 @@
         <w:rPr>
           <w:lang w:val="en-US"/>
         </w:rPr>
-        <w:t>ADAMS</w:t>
-      </w:r>
-      <w:r>
-        <w:t>_</w:t>
-      </w:r>
-      <w:r>
-        <w:rPr>
-          <w:lang w:val="en-US"/>
-        </w:rPr>
-        <w:t>N</w:t>
-      </w:r>
-      <w:r>
-        <w:t xml:space="preserve"> – количество адамов</w:t>
+        <w:t>SUSTAINMENT</w:t>
+      </w:r>
+      <w:r>
+        <w:t xml:space="preserve"> – </w:t>
+      </w:r>
+      <w:r>
+        <w:t>расход энергии на жизнеобеспечение на каждом шаге</w:t>
+      </w:r>
+      <w:r>
+        <w:t xml:space="preserve">. </w:t>
+      </w:r>
+      <w:r>
+        <w:t>Не подлежит мутации</w:t>
       </w:r>
     </w:p>
     <w:p>
@@ -324,7 +321,7 @@
         <w:rPr>
           <w:lang w:val="en-US"/>
         </w:rPr>
-        <w:t>ADAM</w:t>
+        <w:t>ADAMS</w:t>
       </w:r>
       <w:r>
         <w:t>_</w:t>
@@ -333,13 +330,10 @@
         <w:rPr>
           <w:lang w:val="en-US"/>
         </w:rPr>
-        <w:t>MAX</w:t>
-      </w:r>
-      <w:r>
-        <w:t>_</w:t>
-      </w:r>
-      <w:r>
-        <w:t>SPEED – максимальная скорость адамов</w:t>
+        <w:t>N</w:t>
+      </w:r>
+      <w:r>
+        <w:t xml:space="preserve"> – количество адамов</w:t>
       </w:r>
     </w:p>
     <w:p>
@@ -364,10 +358,13 @@
         <w:rPr>
           <w:lang w:val="en-US"/>
         </w:rPr>
-        <w:t>MAX_</w:t>
-      </w:r>
-      <w:r>
-        <w:t>ENERGY – максимальная энергия адамов</w:t>
+        <w:t>MAX</w:t>
+      </w:r>
+      <w:r>
+        <w:t>_</w:t>
+      </w:r>
+      <w:r>
+        <w:t>SPEED – максимальная скорость адамов</w:t>
       </w:r>
     </w:p>
     <w:p>
@@ -383,7 +380,7 @@
         <w:rPr>
           <w:lang w:val="en-US"/>
         </w:rPr>
-        <w:t>MUTATION</w:t>
+        <w:t>ADAM</w:t>
       </w:r>
       <w:r>
         <w:t>_</w:t>
@@ -392,13 +389,13 @@
         <w:rPr>
           <w:lang w:val="en-US"/>
         </w:rPr>
-        <w:t>CHANCE</w:t>
-      </w:r>
-      <w:r>
-        <w:t xml:space="preserve"> – шанс мутации при размножении в долях</w:t>
-      </w:r>
-      <w:r>
-        <w:t>. Рассчитывается для каждой характеристики отдельно</w:t>
+        <w:t>MAX</w:t>
+      </w:r>
+      <w:r>
+        <w:t>_</w:t>
+      </w:r>
+      <w:r>
+        <w:t>ENERGY – максимальная энергия адамов</w:t>
       </w:r>
     </w:p>
     <w:p>
@@ -423,6 +420,37 @@
         <w:rPr>
           <w:lang w:val="en-US"/>
         </w:rPr>
+        <w:t>CHANCE</w:t>
+      </w:r>
+      <w:r>
+        <w:t xml:space="preserve"> – шанс мутации при размножении в долях</w:t>
+      </w:r>
+      <w:r>
+        <w:t>. Рассчитывается для каждой характеристики отдельно</w:t>
+      </w:r>
+    </w:p>
+    <w:p>
+      <w:pPr>
+        <w:pStyle w:val="a7"/>
+        <w:numPr>
+          <w:ilvl w:val="0"/>
+          <w:numId w:val="6"/>
+        </w:numPr>
+        <w:spacing w:after="0"/>
+      </w:pPr>
+      <w:r>
+        <w:rPr>
+          <w:lang w:val="en-US"/>
+        </w:rPr>
+        <w:t>MUTATION</w:t>
+      </w:r>
+      <w:r>
+        <w:t>_</w:t>
+      </w:r>
+      <w:r>
+        <w:rPr>
+          <w:lang w:val="en-US"/>
+        </w:rPr>
         <w:t>STR</w:t>
       </w:r>
       <w:r>
@@ -591,6 +619,7 @@
         <w:spacing w:after="0"/>
       </w:pPr>
       <w:r>
+        <w:lastRenderedPageBreak/>
         <w:t>Скорость (бактерии всегда движутся на максимальной скорости)</w:t>
       </w:r>
     </w:p>
@@ -604,7 +633,6 @@
         <w:spacing w:after="0"/>
       </w:pPr>
       <w:r>
-        <w:lastRenderedPageBreak/>
         <w:t>Максимальная энергия, при достижении которой бактерия размножается</w:t>
       </w:r>
     </w:p>
@@ -619,25 +647,6 @@
       </w:pPr>
       <w:r>
         <w:t>Текущая энергия</w:t>
-      </w:r>
-    </w:p>
-    <w:p>
-      <w:pPr>
-        <w:pStyle w:val="a7"/>
-        <w:numPr>
-          <w:ilvl w:val="0"/>
-          <w:numId w:val="5"/>
-        </w:numPr>
-        <w:spacing w:after="0"/>
-      </w:pPr>
-      <w:r>
-        <w:t xml:space="preserve">Указатель на предка </w:t>
-      </w:r>
-      <w:r>
-        <w:t>(</w:t>
-      </w:r>
-      <w:r>
-        <w:t>для статистики)</w:t>
       </w:r>
     </w:p>
     <w:p>
@@ -983,7 +992,25 @@
           <w:rPr>
             <w:rFonts w:ascii="Cambria Math" w:eastAsiaTheme="minorEastAsia" w:hAnsi="Cambria Math"/>
           </w:rPr>
-          <m:t>(0,q-</m:t>
+          <m:t>(0,</m:t>
+        </m:r>
+        <m:r>
+          <w:rPr>
+            <w:rFonts w:ascii="Cambria Math" w:eastAsiaTheme="minorEastAsia" w:hAnsi="Cambria Math"/>
+          </w:rPr>
+          <m:t xml:space="preserve"> </m:t>
+        </m:r>
+        <m:r>
+          <w:rPr>
+            <w:rFonts w:ascii="Cambria Math" w:eastAsiaTheme="minorEastAsia" w:hAnsi="Cambria Math"/>
+          </w:rPr>
+          <m:t xml:space="preserve"> </m:t>
+        </m:r>
+        <m:r>
+          <w:rPr>
+            <w:rFonts w:ascii="Cambria Math" w:eastAsiaTheme="minorEastAsia" w:hAnsi="Cambria Math"/>
+          </w:rPr>
+          <m:t>q-</m:t>
         </m:r>
         <m:r>
           <w:rPr>

--- a/Симулятор эволюции бактерий.docx
+++ b/Симулятор эволюции бактерий.docx
@@ -503,7 +503,7 @@
         <w:t>)</w:t>
       </w:r>
       <w:r>
-        <w:t xml:space="preserve">. На каждом шаге вычисляются (в этом порядке): </w:t>
+        <w:t xml:space="preserve">. На каждом шаге вычисляются: </w:t>
       </w:r>
       <w:r>
         <w:t xml:space="preserve">новые </w:t>
@@ -992,25 +992,7 @@
           <w:rPr>
             <w:rFonts w:ascii="Cambria Math" w:eastAsiaTheme="minorEastAsia" w:hAnsi="Cambria Math"/>
           </w:rPr>
-          <m:t>(0,</m:t>
-        </m:r>
-        <m:r>
-          <w:rPr>
-            <w:rFonts w:ascii="Cambria Math" w:eastAsiaTheme="minorEastAsia" w:hAnsi="Cambria Math"/>
-          </w:rPr>
-          <m:t xml:space="preserve"> </m:t>
-        </m:r>
-        <m:r>
-          <w:rPr>
-            <w:rFonts w:ascii="Cambria Math" w:eastAsiaTheme="minorEastAsia" w:hAnsi="Cambria Math"/>
-          </w:rPr>
-          <m:t xml:space="preserve"> </m:t>
-        </m:r>
-        <m:r>
-          <w:rPr>
-            <w:rFonts w:ascii="Cambria Math" w:eastAsiaTheme="minorEastAsia" w:hAnsi="Cambria Math"/>
-          </w:rPr>
-          <m:t>q-</m:t>
+          <m:t>(0,  q-</m:t>
         </m:r>
         <m:r>
           <w:rPr>

--- a/Симулятор эволюции бактерий.docx
+++ b/Симулятор эволюции бактерий.docx
@@ -1841,7 +1841,10 @@
         <w:t>1. 26.02.26</w:t>
       </w:r>
       <w:r>
-        <w:t>. Ознакомление с задачей</w:t>
+        <w:t>.</w:t>
+      </w:r>
+      <w:r>
+        <w:t xml:space="preserve"> Ознакомление с задачей</w:t>
       </w:r>
     </w:p>
     <w:p>
@@ -1858,7 +1861,10 @@
         <w:t>2.03.26</w:t>
       </w:r>
       <w:r>
-        <w:t>. Предоставление плана</w:t>
+        <w:t>.</w:t>
+      </w:r>
+      <w:r>
+        <w:t xml:space="preserve"> Предоставление плана</w:t>
       </w:r>
     </w:p>
     <w:p>
@@ -1872,6 +1878,32 @@
         <w:t xml:space="preserve"> </w:t>
       </w:r>
       <w:r>
+        <w:t>26.03.26</w:t>
+      </w:r>
+      <w:r>
+        <w:t>.</w:t>
+      </w:r>
+      <w:r>
+        <w:t xml:space="preserve"> </w:t>
+      </w:r>
+      <w:r>
+        <w:t>Реализация ядра с</w:t>
+      </w:r>
+      <w:r>
+        <w:t>имулятора</w:t>
+      </w:r>
+    </w:p>
+    <w:p>
+      <w:pPr>
+        <w:spacing w:after="0"/>
+      </w:pPr>
+      <w:r>
+        <w:t>4.</w:t>
+      </w:r>
+      <w:r>
+        <w:t xml:space="preserve"> </w:t>
+      </w:r>
+      <w:r>
         <w:rPr>
           <w:highlight w:val="yellow"/>
         </w:rPr>
@@ -1881,18 +1913,21 @@
         <w:t xml:space="preserve"> </w:t>
       </w:r>
       <w:r>
-        <w:t>Реализация ядра с</w:t>
-      </w:r>
-      <w:r>
-        <w:t>имулятора</w:t>
-      </w:r>
-    </w:p>
-    <w:p>
-      <w:pPr>
-        <w:spacing w:after="0"/>
-      </w:pPr>
-      <w:r>
-        <w:t>4.</w:t>
+        <w:t xml:space="preserve">Реализация </w:t>
+      </w:r>
+      <w:r>
+        <w:t>сохранения данных для визуализации</w:t>
+      </w:r>
+    </w:p>
+    <w:p>
+      <w:pPr>
+        <w:spacing w:after="0"/>
+      </w:pPr>
+      <w:r>
+        <w:t>5</w:t>
+      </w:r>
+      <w:r>
+        <w:t>.</w:t>
       </w:r>
       <w:r>
         <w:t xml:space="preserve"> </w:t>
@@ -1907,29 +1942,46 @@
         <w:t xml:space="preserve"> </w:t>
       </w:r>
       <w:r>
-        <w:t>Реализация б</w:t>
-      </w:r>
-      <w:r>
-        <w:t>актери</w:t>
-      </w:r>
-      <w:r>
-        <w:t>й</w:t>
-      </w:r>
-    </w:p>
-    <w:p>
-      <w:pPr>
-        <w:spacing w:after="0"/>
-      </w:pPr>
-      <w:r>
-        <w:t>5</w:t>
-      </w:r>
-      <w:r>
-        <w:t>.</w:t>
+        <w:t xml:space="preserve">Реализация </w:t>
+      </w:r>
+      <w:r>
+        <w:t>в</w:t>
+      </w:r>
+      <w:r>
+        <w:t>изуализаци</w:t>
+      </w:r>
+      <w:r>
+        <w:t>и</w:t>
+      </w:r>
+    </w:p>
+    <w:p>
+      <w:pPr>
+        <w:spacing w:after="0"/>
+      </w:pPr>
+      <w:r>
+        <w:t xml:space="preserve">6. </w:t>
+      </w:r>
+      <w:r>
+        <w:rPr>
+          <w:highlight w:val="yellow"/>
+        </w:rPr>
+        <w:t>[Дата]</w:t>
       </w:r>
       <w:r>
         <w:t xml:space="preserve"> </w:t>
       </w:r>
       <w:r>
+        <w:t>Запасная лабораторная</w:t>
+      </w:r>
+    </w:p>
+    <w:p>
+      <w:pPr>
+        <w:spacing w:after="0"/>
+      </w:pPr>
+      <w:r>
+        <w:t xml:space="preserve">7. </w:t>
+      </w:r>
+      <w:r>
         <w:rPr>
           <w:highlight w:val="yellow"/>
         </w:rPr>
@@ -1939,53 +1991,7 @@
         <w:t xml:space="preserve"> </w:t>
       </w:r>
       <w:r>
-        <w:t>Реализация еды</w:t>
-      </w:r>
-    </w:p>
-    <w:p>
-      <w:pPr>
-        <w:spacing w:after="0"/>
-      </w:pPr>
-      <w:r>
-        <w:t xml:space="preserve">6. </w:t>
-      </w:r>
-      <w:r>
-        <w:rPr>
-          <w:highlight w:val="yellow"/>
-        </w:rPr>
-        <w:t>[Дата]</w:t>
-      </w:r>
-      <w:r>
-        <w:t xml:space="preserve"> </w:t>
-      </w:r>
-      <w:r>
-        <w:t>Реализация в</w:t>
-      </w:r>
-      <w:r>
-        <w:t>изуализаци</w:t>
-      </w:r>
-      <w:r>
-        <w:t>и</w:t>
-      </w:r>
-    </w:p>
-    <w:p>
-      <w:pPr>
-        <w:spacing w:after="0"/>
-      </w:pPr>
-      <w:r>
-        <w:t xml:space="preserve">7. </w:t>
-      </w:r>
-      <w:r>
-        <w:rPr>
-          <w:highlight w:val="yellow"/>
-        </w:rPr>
-        <w:t>[Дата]</w:t>
-      </w:r>
-      <w:r>
-        <w:t xml:space="preserve"> </w:t>
-      </w:r>
-      <w:r>
-        <w:t>Презентация</w:t>
+        <w:t>Запасная лабораторная</w:t>
       </w:r>
     </w:p>
     <w:p>

--- a/Симулятор эволюции бактерий.docx
+++ b/Симулятор эволюции бактерий.docx
@@ -1503,7 +1503,13 @@
         <w:t xml:space="preserve">, где красный цвет показывает </w:t>
       </w:r>
       <w:r>
-        <w:t xml:space="preserve">максимальную скорость бактерии, синий – </w:t>
+        <w:t xml:space="preserve">максимальную скорость бактерии, </w:t>
+      </w:r>
+      <w:r>
+        <w:t>зеленый</w:t>
+      </w:r>
+      <w:r>
+        <w:t xml:space="preserve"> – </w:t>
       </w:r>
       <w:r>
         <w:t>максимальный запас энергии, зеленый</w:t>

--- a/Симулятор эволюции бактерий.docx
+++ b/Симулятор эволюции бактерий.docx
@@ -1910,6 +1910,32 @@
         <w:t xml:space="preserve"> </w:t>
       </w:r>
       <w:r>
+        <w:t>02.04.26.</w:t>
+      </w:r>
+      <w:r>
+        <w:t xml:space="preserve"> </w:t>
+      </w:r>
+      <w:r>
+        <w:t xml:space="preserve">Реализация </w:t>
+      </w:r>
+      <w:r>
+        <w:t>сохранения данных для визуализации</w:t>
+      </w:r>
+    </w:p>
+    <w:p>
+      <w:pPr>
+        <w:spacing w:after="0"/>
+      </w:pPr>
+      <w:r>
+        <w:t>5</w:t>
+      </w:r>
+      <w:r>
+        <w:t>.</w:t>
+      </w:r>
+      <w:r>
+        <w:t xml:space="preserve"> </w:t>
+      </w:r>
+      <w:r>
         <w:rPr>
           <w:highlight w:val="yellow"/>
         </w:rPr>
@@ -1919,45 +1945,7 @@
         <w:t xml:space="preserve"> </w:t>
       </w:r>
       <w:r>
-        <w:t xml:space="preserve">Реализация </w:t>
-      </w:r>
-      <w:r>
-        <w:t>сохранения данных для визуализации</w:t>
-      </w:r>
-    </w:p>
-    <w:p>
-      <w:pPr>
-        <w:spacing w:after="0"/>
-      </w:pPr>
-      <w:r>
-        <w:t>5</w:t>
-      </w:r>
-      <w:r>
-        <w:t>.</w:t>
-      </w:r>
-      <w:r>
-        <w:t xml:space="preserve"> </w:t>
-      </w:r>
-      <w:r>
-        <w:rPr>
-          <w:highlight w:val="yellow"/>
-        </w:rPr>
-        <w:t>[Дата]</w:t>
-      </w:r>
-      <w:r>
-        <w:t xml:space="preserve"> </w:t>
-      </w:r>
-      <w:r>
-        <w:t xml:space="preserve">Реализация </w:t>
-      </w:r>
-      <w:r>
-        <w:t>в</w:t>
-      </w:r>
-      <w:r>
-        <w:t>изуализаци</w:t>
-      </w:r>
-      <w:r>
-        <w:t>и</w:t>
+        <w:t>Запасная лабораторная</w:t>
       </w:r>
     </w:p>
     <w:p>
